--- a/report.docx
+++ b/report.docx
@@ -10,6 +10,7 @@
           <w:i/>
           <w:iCs/>
           <w:u w:val="single"/>
+          <w:lang w:val="el-GR"/>
         </w:rPr>
       </w:pPr>
       <w:r>
@@ -110,6 +111,112 @@
           <w:rFonts w:cs="Arial"/>
         </w:rPr>
         <w:t>md</w:t>
+      </w:r>
+      <w:r>
+        <w:rPr>
+          <w:rFonts w:cs="Arial"/>
+          <w:lang w:val="el-GR"/>
+        </w:rPr>
+        <w:t>.</w:t>
+      </w:r>
+    </w:p>
+    <w:p>
+      <w:pPr>
+        <w:rPr>
+          <w:rFonts w:cs="Arial"/>
+          <w:lang w:val="el-GR"/>
+        </w:rPr>
+      </w:pPr>
+      <w:r>
+        <w:rPr>
+          <w:rFonts w:cs="Arial"/>
+          <w:lang w:val="el-GR"/>
+        </w:rPr>
+        <w:t>Για οποιαδήποτε διευκρίνηση, δείτε τα αρχεία .</w:t>
+      </w:r>
+      <w:proofErr w:type="spellStart"/>
+      <w:r>
+        <w:rPr>
+          <w:rFonts w:cs="Arial"/>
+        </w:rPr>
+        <w:t>py</w:t>
+      </w:r>
+      <w:proofErr w:type="spellEnd"/>
+      <w:r>
+        <w:rPr>
+          <w:rFonts w:cs="Arial"/>
+          <w:lang w:val="el-GR"/>
+        </w:rPr>
+        <w:t xml:space="preserve"> </w:t>
+      </w:r>
+      <w:r>
+        <w:rPr>
+          <w:rFonts w:cs="Arial"/>
+          <w:lang w:val="el-GR"/>
+        </w:rPr>
+        <w:t xml:space="preserve">που έχω φτιάξει αρχικά. Τα αποτελέσματα των μετρικών στο Β1, </w:t>
+      </w:r>
+      <w:proofErr w:type="spellStart"/>
+      <w:r>
+        <w:rPr>
+          <w:rFonts w:cs="Arial"/>
+          <w:lang w:val="el-GR"/>
+        </w:rPr>
+        <w:t>αποθηκέυονται</w:t>
+      </w:r>
+      <w:proofErr w:type="spellEnd"/>
+      <w:r>
+        <w:rPr>
+          <w:rFonts w:cs="Arial"/>
+          <w:lang w:val="el-GR"/>
+        </w:rPr>
+        <w:t xml:space="preserve"> στους αντίστοιχους φακέλους/</w:t>
+      </w:r>
+      <w:r>
+        <w:rPr>
+          <w:rFonts w:cs="Arial"/>
+        </w:rPr>
+        <w:t>outputs</w:t>
+      </w:r>
+      <w:r>
+        <w:rPr>
+          <w:rFonts w:cs="Arial"/>
+          <w:lang w:val="el-GR"/>
+        </w:rPr>
+        <w:t xml:space="preserve"> </w:t>
+      </w:r>
+      <w:r>
+        <w:rPr>
+          <w:rFonts w:cs="Arial"/>
+          <w:lang w:val="el-GR"/>
+        </w:rPr>
+        <w:t xml:space="preserve">, όμως για την διευκόλυνση σας, τα έχω συγκεντρώσει όλα στο </w:t>
+      </w:r>
+      <w:r>
+        <w:rPr>
+          <w:rFonts w:cs="Arial"/>
+          <w:lang w:val="el-GR"/>
+        </w:rPr>
+        <w:t>/</w:t>
+      </w:r>
+      <w:r>
+        <w:rPr>
+          <w:rFonts w:cs="Arial"/>
+        </w:rPr>
+        <w:t>outputs</w:t>
+      </w:r>
+      <w:r>
+        <w:rPr>
+          <w:rFonts w:cs="Arial"/>
+          <w:lang w:val="el-GR"/>
+        </w:rPr>
+        <w:t>_</w:t>
+      </w:r>
+      <w:r>
+        <w:rPr>
+          <w:rFonts w:cs="Arial"/>
+        </w:rPr>
+        <w:t>final</w:t>
       </w:r>
       <w:r>
         <w:rPr>
@@ -1410,6 +1517,7 @@
       <w:pPr>
         <w:rPr>
           <w:rFonts w:cs="Arial"/>
+          <w:lang w:val="el-GR"/>
         </w:rPr>
       </w:pPr>
       <w:r>
@@ -1933,7 +2041,21 @@
         <w:rPr>
           <w:rFonts w:cs="Arial"/>
         </w:rPr>
-        <w:t xml:space="preserve">α &amp; περιλήψεις, με case_category &amp; case_tags. </w:t>
+        <w:t>α &amp; π</w:t>
+      </w:r>
+      <w:proofErr w:type="spellStart"/>
+      <w:r>
+        <w:rPr>
+          <w:rFonts w:cs="Arial"/>
+        </w:rPr>
+        <w:t>εριλήψεις</w:t>
+      </w:r>
+      <w:proofErr w:type="spellEnd"/>
+      <w:r>
+        <w:rPr>
+          <w:rFonts w:cs="Arial"/>
+        </w:rPr>
+        <w:t xml:space="preserve">, με case_category &amp; case_tags. </w:t>
       </w:r>
       <w:r>
         <w:rPr>
@@ -2601,9 +2723,9 @@
           <w:lang w:val="el-GR"/>
         </w:rPr>
         <w:drawing>
-          <wp:inline distT="0" distB="0" distL="0" distR="0" wp14:anchorId="6AC2D408" wp14:editId="2CF40031">
-            <wp:extent cx="5748628" cy="3114675"/>
-            <wp:effectExtent l="0" t="0" r="5080" b="0"/>
+          <wp:inline distT="0" distB="0" distL="0" distR="0" wp14:anchorId="6AC2D408" wp14:editId="5917AFBB">
+            <wp:extent cx="6100445" cy="3305293"/>
+            <wp:effectExtent l="0" t="0" r="0" b="9525"/>
             <wp:docPr id="883935348" name="Εικόνα 1"/>
             <wp:cNvGraphicFramePr>
               <a:graphicFrameLocks xmlns:a="http://schemas.openxmlformats.org/drawingml/2006/main" noChangeAspect="1"/>
@@ -2633,7 +2755,7 @@
                   <pic:spPr bwMode="auto">
                     <a:xfrm>
                       <a:off x="0" y="0"/>
-                      <a:ext cx="5757543" cy="3119505"/>
+                      <a:ext cx="6100445" cy="3305293"/>
                     </a:xfrm>
                     <a:prstGeom prst="rect">
                       <a:avLst/>
@@ -2679,6 +2801,7 @@
       <w:r>
         <w:rPr>
           <w:rFonts w:cs="Arial"/>
+          <w:lang w:val="el-GR"/>
         </w:rPr>
         <w:t xml:space="preserve"> </w:t>
       </w:r>
@@ -2692,6 +2815,7 @@
       <w:r>
         <w:rPr>
           <w:rFonts w:cs="Arial"/>
+          <w:lang w:val="el-GR"/>
         </w:rPr>
         <w:t xml:space="preserve"> </w:t>
       </w:r>
@@ -2705,6 +2829,7 @@
       <w:r>
         <w:rPr>
           <w:rFonts w:cs="Arial"/>
+          <w:lang w:val="el-GR"/>
         </w:rPr>
         <w:t xml:space="preserve"> </w:t>
       </w:r>
@@ -2718,56 +2843,135 @@
       <w:r>
         <w:rPr>
           <w:rFonts w:cs="Arial"/>
-        </w:rPr>
-        <w:t xml:space="preserve"> LLM (Gemma</w:t>
+          <w:lang w:val="el-GR"/>
+        </w:rPr>
+        <w:t xml:space="preserve"> </w:t>
+      </w:r>
+      <w:r>
+        <w:rPr>
+          <w:rFonts w:cs="Arial"/>
+        </w:rPr>
+        <w:t>LLM</w:t>
+      </w:r>
+      <w:r>
+        <w:rPr>
+          <w:rFonts w:cs="Arial"/>
+          <w:lang w:val="el-GR"/>
+        </w:rPr>
+        <w:t xml:space="preserve"> (</w:t>
+      </w:r>
+      <w:r>
+        <w:rPr>
+          <w:rFonts w:cs="Arial"/>
+        </w:rPr>
+        <w:t>Gemma</w:t>
       </w:r>
       <w:r>
         <w:rPr>
           <w:rFonts w:ascii="Cambria Math" w:hAnsi="Cambria Math" w:cs="Cambria Math"/>
+          <w:lang w:val="el-GR"/>
         </w:rPr>
         <w:t>‑</w:t>
       </w:r>
       <w:r>
         <w:rPr>
           <w:rFonts w:cs="Arial"/>
+          <w:lang w:val="el-GR"/>
         </w:rPr>
         <w:t>3</w:t>
       </w:r>
       <w:r>
         <w:rPr>
           <w:rFonts w:ascii="Cambria Math" w:hAnsi="Cambria Math" w:cs="Cambria Math"/>
+          <w:lang w:val="el-GR"/>
         </w:rPr>
         <w:t>‑</w:t>
       </w:r>
       <w:r>
         <w:rPr>
           <w:rFonts w:cs="Arial"/>
-        </w:rPr>
-        <w:t>4b → fallback Llama</w:t>
+          <w:lang w:val="el-GR"/>
+        </w:rPr>
+        <w:t>4</w:t>
+      </w:r>
+      <w:r>
+        <w:rPr>
+          <w:rFonts w:cs="Arial"/>
+        </w:rPr>
+        <w:t>b</w:t>
+      </w:r>
+      <w:r>
+        <w:rPr>
+          <w:rFonts w:cs="Arial"/>
+          <w:lang w:val="el-GR"/>
+        </w:rPr>
+        <w:t> → </w:t>
+      </w:r>
+      <w:r>
+        <w:rPr>
+          <w:rFonts w:cs="Arial"/>
+        </w:rPr>
+        <w:t>fallback</w:t>
+      </w:r>
+      <w:r>
+        <w:rPr>
+          <w:rFonts w:cs="Arial"/>
+          <w:lang w:val="el-GR"/>
+        </w:rPr>
+        <w:t xml:space="preserve"> </w:t>
+      </w:r>
+      <w:r>
+        <w:rPr>
+          <w:rFonts w:cs="Arial"/>
+        </w:rPr>
+        <w:t>Llama</w:t>
       </w:r>
       <w:r>
         <w:rPr>
           <w:rFonts w:ascii="Cambria Math" w:hAnsi="Cambria Math" w:cs="Cambria Math"/>
+          <w:lang w:val="el-GR"/>
         </w:rPr>
         <w:t>‑</w:t>
       </w:r>
       <w:r>
         <w:rPr>
           <w:rFonts w:cs="Arial"/>
+          <w:lang w:val="el-GR"/>
         </w:rPr>
         <w:t>3</w:t>
       </w:r>
       <w:r>
         <w:rPr>
           <w:rFonts w:ascii="Cambria Math" w:hAnsi="Cambria Math" w:cs="Cambria Math"/>
+          <w:lang w:val="el-GR"/>
         </w:rPr>
         <w:t>‑</w:t>
       </w:r>
       <w:r>
         <w:rPr>
           <w:rFonts w:cs="Arial"/>
-        </w:rPr>
-        <w:t>8b). Prompt</w:t>
+          <w:lang w:val="el-GR"/>
+        </w:rPr>
+        <w:t>8</w:t>
+      </w:r>
+      <w:r>
+        <w:rPr>
+          <w:rFonts w:cs="Arial"/>
+        </w:rPr>
+        <w:t>b</w:t>
+      </w:r>
+      <w:r>
+        <w:rPr>
+          <w:rFonts w:cs="Arial"/>
+          <w:lang w:val="el-GR"/>
+        </w:rPr>
+        <w:t xml:space="preserve">). </w:t>
+      </w:r>
+      <w:r>
+        <w:rPr>
+          <w:rFonts w:cs="Arial"/>
+        </w:rPr>
+        <w:t>Prompt</w:t>
       </w:r>
       <w:r>
         <w:rPr>
@@ -3199,7 +3403,7 @@
     </w:p>
     <w:sectPr>
       <w:pgSz w:w="12240" w:h="15840"/>
-      <w:pgMar w:top="1440" w:right="720" w:bottom="1440" w:left="1170" w:header="720" w:footer="720" w:gutter="0"/>
+      <w:pgMar w:top="990" w:right="720" w:bottom="1440" w:left="900" w:header="720" w:footer="720" w:gutter="0"/>
       <w:cols w:space="720"/>
       <w:docGrid w:linePitch="360"/>
     </w:sectPr>

--- a/report.docx
+++ b/report.docx
@@ -35,16 +35,8 @@
         <w:rPr>
           <w:lang w:val="el-GR"/>
         </w:rPr>
-        <w:t xml:space="preserve">Δημοσθένης Παναγιώτης </w:t>
-      </w:r>
-      <w:proofErr w:type="spellStart"/>
-      <w:r>
-        <w:rPr>
-          <w:lang w:val="el-GR"/>
-        </w:rPr>
-        <w:t>Γκοντόλιας</w:t>
-      </w:r>
-      <w:proofErr w:type="spellEnd"/>
+        <w:t>Δημοσθένης Παναγιώτης Γκοντόλιας</w:t>
+      </w:r>
     </w:p>
     <w:p>
       <w:pPr>
@@ -70,15 +62,9 @@
       <w:r>
         <w:rPr>
           <w:rFonts w:cs="Arial"/>
-        </w:rPr>
-        <w:t>B</w:t>
-      </w:r>
-      <w:r>
-        <w:rPr>
-          <w:rFonts w:cs="Arial"/>
-          <w:lang w:val="el-GR"/>
-        </w:rPr>
-        <w:t>1.</w:t>
+          <w:lang w:val="el-GR"/>
+        </w:rPr>
+        <w:t>τα τελευταία .</w:t>
       </w:r>
       <w:r>
         <w:rPr>
@@ -91,26 +77,20 @@
           <w:rFonts w:cs="Arial"/>
           <w:lang w:val="el-GR"/>
         </w:rPr>
-        <w:t xml:space="preserve">, </w:t>
-      </w:r>
-      <w:r>
-        <w:rPr>
-          <w:rFonts w:cs="Arial"/>
-        </w:rPr>
-        <w:t>B</w:t>
-      </w:r>
-      <w:r>
-        <w:rPr>
-          <w:rFonts w:cs="Arial"/>
-          <w:lang w:val="el-GR"/>
-        </w:rPr>
-        <w:t>2.</w:t>
-      </w:r>
-      <w:r>
-        <w:rPr>
-          <w:rFonts w:cs="Arial"/>
-        </w:rPr>
-        <w:t>md</w:t>
+        <w:t xml:space="preserve"> </w:t>
+      </w:r>
+      <w:r>
+        <w:rPr>
+          <w:rFonts w:cs="Arial"/>
+          <w:lang w:val="el-GR"/>
+        </w:rPr>
+        <w:t xml:space="preserve">κελιά στα </w:t>
+      </w:r>
+      <w:r>
+        <w:rPr>
+          <w:rFonts w:cs="Arial"/>
+        </w:rPr>
+        <w:t>notebooks</w:t>
       </w:r>
       <w:r>
         <w:rPr>
@@ -134,14 +114,12 @@
         </w:rPr>
         <w:t>Για οποιαδήποτε διευκρίνηση, δείτε τα αρχεία .</w:t>
       </w:r>
-      <w:proofErr w:type="spellStart"/>
       <w:r>
         <w:rPr>
           <w:rFonts w:cs="Arial"/>
         </w:rPr>
         <w:t>py</w:t>
       </w:r>
-      <w:proofErr w:type="spellEnd"/>
       <w:r>
         <w:rPr>
           <w:rFonts w:cs="Arial"/>
@@ -154,23 +132,7 @@
           <w:rFonts w:cs="Arial"/>
           <w:lang w:val="el-GR"/>
         </w:rPr>
-        <w:t xml:space="preserve">που έχω φτιάξει αρχικά. Τα αποτελέσματα των μετρικών στο Β1, </w:t>
-      </w:r>
-      <w:proofErr w:type="spellStart"/>
-      <w:r>
-        <w:rPr>
-          <w:rFonts w:cs="Arial"/>
-          <w:lang w:val="el-GR"/>
-        </w:rPr>
-        <w:t>αποθηκέυονται</w:t>
-      </w:r>
-      <w:proofErr w:type="spellEnd"/>
-      <w:r>
-        <w:rPr>
-          <w:rFonts w:cs="Arial"/>
-          <w:lang w:val="el-GR"/>
-        </w:rPr>
-        <w:t xml:space="preserve"> στους αντίστοιχους φακέλους/</w:t>
+        <w:t>που έχω φτιάξει αρχικά. Τα αποτελέσματα των μετρικών στο Β1, αποθηκέυονται στους αντίστοιχους φακέλους/</w:t>
       </w:r>
       <w:r>
         <w:rPr>
@@ -450,23 +412,7 @@
           <w:rFonts w:cs="Arial"/>
           <w:lang w:val="el-GR"/>
         </w:rPr>
-        <w:t xml:space="preserve">• </w:t>
-      </w:r>
-      <w:proofErr w:type="spellStart"/>
-      <w:r>
-        <w:rPr>
-          <w:rFonts w:cs="Arial"/>
-          <w:lang w:val="el-GR"/>
-        </w:rPr>
-        <w:t>Προεπεξεργασία</w:t>
-      </w:r>
-      <w:proofErr w:type="spellEnd"/>
-      <w:r>
-        <w:rPr>
-          <w:rFonts w:cs="Arial"/>
-          <w:lang w:val="el-GR"/>
-        </w:rPr>
-        <w:t xml:space="preserve">: </w:t>
+        <w:t xml:space="preserve">• Προεπεξεργασία: </w:t>
       </w:r>
       <w:r>
         <w:rPr>
@@ -479,23 +425,7 @@
           <w:rFonts w:cs="Arial"/>
           <w:lang w:val="el-GR"/>
         </w:rPr>
-        <w:t xml:space="preserve">, </w:t>
-      </w:r>
-      <w:proofErr w:type="spellStart"/>
-      <w:r>
-        <w:rPr>
-          <w:rFonts w:cs="Arial"/>
-          <w:lang w:val="el-GR"/>
-        </w:rPr>
-        <w:t>πεζοποίηση</w:t>
-      </w:r>
-      <w:proofErr w:type="spellEnd"/>
-      <w:r>
-        <w:rPr>
-          <w:rFonts w:cs="Arial"/>
-          <w:lang w:val="el-GR"/>
-        </w:rPr>
-        <w:t xml:space="preserve">, αφαίρεση ελληνικών </w:t>
+        <w:t xml:space="preserve">, πεζοποίηση, αφαίρεση ελληνικών </w:t>
       </w:r>
       <w:r>
         <w:rPr>
@@ -763,14 +693,12 @@
         </w:rPr>
         <w:t>_</w:t>
       </w:r>
-      <w:proofErr w:type="spellStart"/>
       <w:r>
         <w:rPr>
           <w:rFonts w:cs="Arial"/>
         </w:rPr>
         <w:t>df</w:t>
       </w:r>
-      <w:proofErr w:type="spellEnd"/>
       <w:r>
         <w:rPr>
           <w:rFonts w:cs="Arial"/>
@@ -791,14 +719,12 @@
         </w:rPr>
         <w:t>_</w:t>
       </w:r>
-      <w:proofErr w:type="spellStart"/>
       <w:r>
         <w:rPr>
           <w:rFonts w:cs="Arial"/>
         </w:rPr>
         <w:t>df</w:t>
       </w:r>
-      <w:proofErr w:type="spellEnd"/>
       <w:r>
         <w:rPr>
           <w:rFonts w:cs="Arial"/>
@@ -918,21 +844,12 @@
         </w:rPr>
         <w:t>M</w:t>
       </w:r>
-      <w:proofErr w:type="spellStart"/>
-      <w:r>
-        <w:rPr>
-          <w:rFonts w:cs="Arial"/>
-          <w:lang w:val="el-GR"/>
-        </w:rPr>
-        <w:t>έσος</w:t>
-      </w:r>
-      <w:proofErr w:type="spellEnd"/>
-      <w:r>
-        <w:rPr>
-          <w:rFonts w:cs="Arial"/>
-          <w:lang w:val="el-GR"/>
-        </w:rPr>
-        <w:t xml:space="preserve"> όρος διανυσμάτων ανά έγγραφο.</w:t>
+      <w:r>
+        <w:rPr>
+          <w:rFonts w:cs="Arial"/>
+          <w:lang w:val="el-GR"/>
+        </w:rPr>
+        <w:t>έσος όρος διανυσμάτων ανά έγγραφο.</w:t>
       </w:r>
     </w:p>
     <w:p>
@@ -946,35 +863,7 @@
         <w:rPr>
           <w:rFonts w:cs="Arial"/>
         </w:rPr>
-        <w:t xml:space="preserve">• </w:t>
-      </w:r>
-      <w:proofErr w:type="spellStart"/>
-      <w:r>
-        <w:rPr>
-          <w:rFonts w:cs="Arial"/>
-        </w:rPr>
-        <w:t>Μοντέλ</w:t>
-      </w:r>
-      <w:proofErr w:type="spellEnd"/>
-      <w:r>
-        <w:rPr>
-          <w:rFonts w:cs="Arial"/>
-        </w:rPr>
-        <w:t>α τα</w:t>
-      </w:r>
-      <w:proofErr w:type="spellStart"/>
-      <w:r>
-        <w:rPr>
-          <w:rFonts w:cs="Arial"/>
-        </w:rPr>
-        <w:t>ξινόμησης</w:t>
-      </w:r>
-      <w:proofErr w:type="spellEnd"/>
-      <w:r>
-        <w:rPr>
-          <w:rFonts w:cs="Arial"/>
-        </w:rPr>
-        <w:t>:</w:t>
+        <w:t>• Μοντέλα ταξινόμησης:</w:t>
       </w:r>
       <w:r>
         <w:rPr>
@@ -1054,23 +943,7 @@
           <w:rFonts w:cs="Arial"/>
           <w:lang w:val="el-GR"/>
         </w:rPr>
-        <w:t xml:space="preserve">Υπάρχουν στα </w:t>
-      </w:r>
-      <w:proofErr w:type="spellStart"/>
-      <w:r>
-        <w:rPr>
-          <w:rFonts w:cs="Arial"/>
-          <w:lang w:val="el-GR"/>
-        </w:rPr>
-        <w:t>παραδοτεα</w:t>
-      </w:r>
-      <w:proofErr w:type="spellEnd"/>
-      <w:r>
-        <w:rPr>
-          <w:rFonts w:cs="Arial"/>
-          <w:lang w:val="el-GR"/>
-        </w:rPr>
-        <w:t xml:space="preserve"> έγγραφα ως *_</w:t>
+        <w:t>Υπάρχουν στα παραδοτεα έγγραφα ως *_</w:t>
       </w:r>
       <w:r>
         <w:rPr>
@@ -1098,14 +971,12 @@
         </w:rPr>
         <w:t>.</w:t>
       </w:r>
-      <w:proofErr w:type="spellStart"/>
       <w:r>
         <w:rPr>
           <w:rFonts w:cs="Arial"/>
         </w:rPr>
         <w:t>py</w:t>
       </w:r>
-      <w:proofErr w:type="spellEnd"/>
       <w:r>
         <w:rPr>
           <w:rFonts w:cs="Arial"/>
@@ -1566,14 +1437,12 @@
         </w:rPr>
         <w:t xml:space="preserve">`, ενώ το </w:t>
       </w:r>
-      <w:proofErr w:type="spellStart"/>
       <w:r>
         <w:rPr>
           <w:rFonts w:cs="Arial"/>
         </w:rPr>
         <w:t>BoW</w:t>
       </w:r>
-      <w:proofErr w:type="spellEnd"/>
       <w:r>
         <w:rPr>
           <w:rFonts w:cs="Arial"/>
@@ -1761,23 +1630,7 @@
           <w:rFonts w:cs="Arial"/>
           <w:lang w:val="el-GR"/>
         </w:rPr>
-        <w:t xml:space="preserve"> </w:t>
-      </w:r>
-      <w:proofErr w:type="spellStart"/>
-      <w:r>
-        <w:rPr>
-          <w:rFonts w:cs="Arial"/>
-          <w:lang w:val="el-GR"/>
-        </w:rPr>
-        <w:t>υπερπαραμέτρων</w:t>
-      </w:r>
-      <w:proofErr w:type="spellEnd"/>
-      <w:r>
-        <w:rPr>
-          <w:rFonts w:cs="Arial"/>
-          <w:lang w:val="el-GR"/>
-        </w:rPr>
-        <w:t>.</w:t>
+        <w:t xml:space="preserve"> υπερπαραμέτρων.</w:t>
       </w:r>
     </w:p>
     <w:p>
@@ -1860,21 +1713,12 @@
         </w:rPr>
         <w:t>(</w:t>
       </w:r>
-      <w:proofErr w:type="spellStart"/>
-      <w:r>
-        <w:rPr>
-          <w:rFonts w:cs="Arial"/>
-          <w:lang w:val="el-GR"/>
-        </w:rPr>
-        <w:t>επειτα</w:t>
-      </w:r>
-      <w:proofErr w:type="spellEnd"/>
-      <w:r>
-        <w:rPr>
-          <w:rFonts w:cs="Arial"/>
-          <w:lang w:val="el-GR"/>
-        </w:rPr>
-        <w:t xml:space="preserve"> από</w:t>
+      <w:r>
+        <w:rPr>
+          <w:rFonts w:cs="Arial"/>
+          <w:lang w:val="el-GR"/>
+        </w:rPr>
+        <w:t>επειτα από</w:t>
       </w:r>
       <w:r>
         <w:rPr>
@@ -1883,21 +1727,12 @@
         </w:rPr>
         <w:t xml:space="preserve"> </w:t>
       </w:r>
-      <w:proofErr w:type="spellStart"/>
-      <w:r>
-        <w:rPr>
-          <w:rFonts w:cs="Arial"/>
-          <w:lang w:val="el-GR"/>
-        </w:rPr>
-        <w:t>αναλυση</w:t>
-      </w:r>
-      <w:proofErr w:type="spellEnd"/>
-      <w:r>
-        <w:rPr>
-          <w:rFonts w:cs="Arial"/>
-          <w:lang w:val="el-GR"/>
-        </w:rPr>
-        <w:t xml:space="preserve"> που προέκυψε ερευνώντας τις μετρικές της Εντροπίας, </w:t>
+      <w:r>
+        <w:rPr>
+          <w:rFonts w:cs="Arial"/>
+          <w:lang w:val="el-GR"/>
+        </w:rPr>
+        <w:t xml:space="preserve">αναλυση που προέκυψε ερευνώντας τις μετρικές της Εντροπίας, </w:t>
       </w:r>
       <w:r>
         <w:rPr>
@@ -1962,27 +1797,7 @@
           <w:u w:val="single"/>
           <w:lang w:val="el-GR"/>
         </w:rPr>
-        <w:t xml:space="preserve">Β2. Ανάλυση Θεμάτων </w:t>
-      </w:r>
-      <w:proofErr w:type="spellStart"/>
-      <w:r>
-        <w:rPr>
-          <w:b/>
-          <w:bCs/>
-          <w:u w:val="single"/>
-          <w:lang w:val="el-GR"/>
-        </w:rPr>
-        <w:t>Απόφασεων</w:t>
-      </w:r>
-      <w:proofErr w:type="spellEnd"/>
-      <w:r>
-        <w:rPr>
-          <w:b/>
-          <w:bCs/>
-          <w:u w:val="single"/>
-          <w:lang w:val="el-GR"/>
-        </w:rPr>
-        <w:t xml:space="preserve"> Αρείου Πάγου</w:t>
+        <w:t>Β2. Ανάλυση Θεμάτων Απόφασεων Αρείου Πάγου</w:t>
       </w:r>
     </w:p>
     <w:p>
@@ -2013,49 +1828,7 @@
         <w:rPr>
           <w:rFonts w:cs="Arial"/>
         </w:rPr>
-        <w:t xml:space="preserve"> </w:t>
-      </w:r>
-      <w:proofErr w:type="spellStart"/>
-      <w:r>
-        <w:rPr>
-          <w:rFonts w:cs="Arial"/>
-        </w:rPr>
-        <w:t>νομικά</w:t>
-      </w:r>
-      <w:proofErr w:type="spellEnd"/>
-      <w:r>
-        <w:rPr>
-          <w:rFonts w:cs="Arial"/>
-        </w:rPr>
-        <w:t xml:space="preserve"> </w:t>
-      </w:r>
-      <w:proofErr w:type="spellStart"/>
-      <w:r>
-        <w:rPr>
-          <w:rFonts w:cs="Arial"/>
-        </w:rPr>
-        <w:t>κείμεν</w:t>
-      </w:r>
-      <w:proofErr w:type="spellEnd"/>
-      <w:r>
-        <w:rPr>
-          <w:rFonts w:cs="Arial"/>
-        </w:rPr>
-        <w:t>α &amp; π</w:t>
-      </w:r>
-      <w:proofErr w:type="spellStart"/>
-      <w:r>
-        <w:rPr>
-          <w:rFonts w:cs="Arial"/>
-        </w:rPr>
-        <w:t>εριλήψεις</w:t>
-      </w:r>
-      <w:proofErr w:type="spellEnd"/>
-      <w:r>
-        <w:rPr>
-          <w:rFonts w:cs="Arial"/>
-        </w:rPr>
-        <w:t xml:space="preserve">, με case_category &amp; case_tags. </w:t>
+        <w:t xml:space="preserve"> νομικά κείμενα &amp; περιλήψεις, με case_category &amp; case_tags. </w:t>
       </w:r>
       <w:r>
         <w:rPr>
@@ -2122,23 +1895,7 @@
           <w:rFonts w:cs="Arial"/>
           <w:lang w:val="el-GR"/>
         </w:rPr>
-        <w:t xml:space="preserve">): Υπολογισμός συχνοτήτων και </w:t>
-      </w:r>
-      <w:proofErr w:type="spellStart"/>
-      <w:r>
-        <w:rPr>
-          <w:rFonts w:cs="Arial"/>
-          <w:lang w:val="el-GR"/>
-        </w:rPr>
-        <w:t>οπτικοποιήσεις</w:t>
-      </w:r>
-      <w:proofErr w:type="spellEnd"/>
-      <w:r>
-        <w:rPr>
-          <w:rFonts w:cs="Arial"/>
-          <w:lang w:val="el-GR"/>
-        </w:rPr>
-        <w:t xml:space="preserve"> </w:t>
+        <w:t xml:space="preserve">): Υπολογισμός συχνοτήτων και οπτικοποιήσεις </w:t>
       </w:r>
       <w:r>
         <w:rPr>
@@ -2153,14 +1910,12 @@
         </w:rPr>
         <w:t>/</w:t>
       </w:r>
-      <w:proofErr w:type="spellStart"/>
       <w:r>
         <w:rPr>
           <w:rFonts w:cs="Arial"/>
         </w:rPr>
         <w:t>wordcloud</w:t>
       </w:r>
-      <w:proofErr w:type="spellEnd"/>
       <w:r>
         <w:rPr>
           <w:rFonts w:cs="Arial"/>
@@ -2219,19 +1974,11 @@
           <w:rFonts w:cs="Arial"/>
         </w:rPr>
       </w:pPr>
-      <w:proofErr w:type="spellStart"/>
-      <w:r>
-        <w:rPr>
-          <w:rFonts w:cs="Arial"/>
-        </w:rPr>
-        <w:t>Δι</w:t>
-      </w:r>
-      <w:proofErr w:type="spellEnd"/>
-      <w:r>
-        <w:rPr>
-          <w:rFonts w:cs="Arial"/>
-        </w:rPr>
-        <w:t>ανυσματοποίηση: TF</w:t>
+      <w:r>
+        <w:rPr>
+          <w:rFonts w:cs="Arial"/>
+        </w:rPr>
+        <w:t>Διανυσματοποίηση: TF</w:t>
       </w:r>
       <w:r>
         <w:rPr>
@@ -2255,21 +2002,7 @@
         <w:rPr>
           <w:rFonts w:cs="Arial"/>
         </w:rPr>
-        <w:t>bigrams (</w:t>
-      </w:r>
-      <w:proofErr w:type="spellStart"/>
-      <w:r>
-        <w:rPr>
-          <w:rFonts w:cs="Arial"/>
-        </w:rPr>
-        <w:t>max_df</w:t>
-      </w:r>
-      <w:proofErr w:type="spellEnd"/>
-      <w:r>
-        <w:rPr>
-          <w:rFonts w:cs="Arial"/>
-        </w:rPr>
-        <w:t> = 0,90, min_df = 5). Εναλλακτικά δοκιμάστηκαν Sentence</w:t>
+        <w:t>bigrams (max_df = 0,90, min_df = 5). Εναλλακτικά δοκιμάστηκαν Sentence</w:t>
       </w:r>
       <w:r>
         <w:rPr>
@@ -2314,7 +2047,6 @@
         </w:rPr>
         <w:t>Means clustering: k</w:t>
       </w:r>
-      <w:proofErr w:type="gramStart"/>
       <w:r>
         <w:rPr>
           <w:rFonts w:ascii="Cambria Math" w:hAnsi="Cambria Math" w:cs="Cambria Math"/>
@@ -2325,14 +2057,7 @@
         <w:rPr>
           <w:rFonts w:cs="Arial"/>
         </w:rPr>
-        <w:t>[</w:t>
-      </w:r>
-      <w:proofErr w:type="gramEnd"/>
-      <w:r>
-        <w:rPr>
-          <w:rFonts w:cs="Arial"/>
-        </w:rPr>
-        <w:t xml:space="preserve">5, 25]. </w:t>
+        <w:t xml:space="preserve">[5, 25]. </w:t>
       </w:r>
       <w:r>
         <w:rPr>
@@ -2434,7 +2159,6 @@
         </w:rPr>
         <w:t xml:space="preserve"> </w:t>
       </w:r>
-      <w:proofErr w:type="spellStart"/>
       <w:r>
         <w:rPr>
           <w:rFonts w:cs="Arial"/>
@@ -2442,7 +2166,6 @@
         </w:rPr>
         <w:t>επείδη</w:t>
       </w:r>
-      <w:proofErr w:type="spellEnd"/>
       <w:r>
         <w:rPr>
           <w:rFonts w:cs="Arial"/>
@@ -2560,7 +2283,6 @@
         </w:rPr>
         <w:t xml:space="preserve"> </w:t>
       </w:r>
-      <w:proofErr w:type="spellStart"/>
       <w:r>
         <w:rPr>
           <w:rFonts w:cs="Arial"/>
@@ -2568,7 +2290,6 @@
         </w:rPr>
         <w:t>βαρυτητα</w:t>
       </w:r>
-      <w:proofErr w:type="spellEnd"/>
       <w:r>
         <w:rPr>
           <w:rFonts w:cs="Arial"/>
@@ -3024,23 +2745,7 @@
           <w:rFonts w:cs="Arial"/>
           <w:lang w:val="el-GR"/>
         </w:rPr>
-        <w:t xml:space="preserve">. Δύο στρατηγικές δειγματοληψίας: κοντά στο </w:t>
-      </w:r>
-      <w:proofErr w:type="spellStart"/>
-      <w:r>
-        <w:rPr>
-          <w:rFonts w:cs="Arial"/>
-          <w:lang w:val="el-GR"/>
-        </w:rPr>
-        <w:t>κεντροειδές</w:t>
-      </w:r>
-      <w:proofErr w:type="spellEnd"/>
-      <w:r>
-        <w:rPr>
-          <w:rFonts w:cs="Arial"/>
-          <w:lang w:val="el-GR"/>
-        </w:rPr>
-        <w:t xml:space="preserve"> </w:t>
+        <w:t xml:space="preserve">. Δύο στρατηγικές δειγματοληψίας: κοντά στο κεντροειδές </w:t>
       </w:r>
       <w:r>
         <w:rPr>
@@ -3063,61 +2768,11 @@
           <w:rFonts w:cs="Arial"/>
         </w:rPr>
       </w:pPr>
-      <w:proofErr w:type="spellStart"/>
-      <w:r>
-        <w:rPr>
-          <w:rFonts w:cs="Arial"/>
-        </w:rPr>
-        <w:t>Κύριες</w:t>
-      </w:r>
-      <w:proofErr w:type="spellEnd"/>
-      <w:r>
-        <w:rPr>
-          <w:rFonts w:cs="Arial"/>
-        </w:rPr>
-        <w:t xml:space="preserve"> </w:t>
-      </w:r>
-      <w:proofErr w:type="spellStart"/>
-      <w:r>
-        <w:rPr>
-          <w:rFonts w:cs="Arial"/>
-        </w:rPr>
-        <w:t>θεμ</w:t>
-      </w:r>
-      <w:proofErr w:type="spellEnd"/>
-      <w:r>
-        <w:rPr>
-          <w:rFonts w:cs="Arial"/>
-        </w:rPr>
-        <w:t>ατικές π</w:t>
-      </w:r>
-      <w:proofErr w:type="spellStart"/>
-      <w:r>
-        <w:rPr>
-          <w:rFonts w:cs="Arial"/>
-        </w:rPr>
-        <w:t>ου</w:t>
-      </w:r>
-      <w:proofErr w:type="spellEnd"/>
-      <w:r>
-        <w:rPr>
-          <w:rFonts w:cs="Arial"/>
-        </w:rPr>
-        <w:t xml:space="preserve"> </w:t>
-      </w:r>
-      <w:proofErr w:type="spellStart"/>
-      <w:r>
-        <w:rPr>
-          <w:rFonts w:cs="Arial"/>
-        </w:rPr>
-        <w:t>εντο</w:t>
-      </w:r>
-      <w:proofErr w:type="spellEnd"/>
-      <w:r>
-        <w:rPr>
-          <w:rFonts w:cs="Arial"/>
-        </w:rPr>
-        <w:t>πίστηκαν:</w:t>
+      <w:r>
+        <w:rPr>
+          <w:rFonts w:cs="Arial"/>
+        </w:rPr>
+        <w:t>Κύριες θεματικές που εντοπίστηκαν:</w:t>
       </w:r>
     </w:p>
     <w:p>
@@ -3262,14 +2917,12 @@
         </w:rPr>
         <w:t>• Περιορισμοί: (</w:t>
       </w:r>
-      <w:proofErr w:type="spellStart"/>
       <w:r>
         <w:rPr>
           <w:rFonts w:cs="Arial"/>
         </w:rPr>
         <w:t>i</w:t>
       </w:r>
-      <w:proofErr w:type="spellEnd"/>
       <w:r>
         <w:rPr>
           <w:rFonts w:cs="Arial"/>
